--- a/设计说明.docx
+++ b/设计说明.docx
@@ -6,10 +6,7 @@
     <w:p/>
     <w:p/>
     <w:p/>
-    <w:p>
-      <w:bookmarkStart w:id="0" w:name="_GoBack"/>
-      <w:bookmarkEnd w:id="0"/>
-    </w:p>
+    <w:p/>
     <w:p/>
     <w:p>
       <w:pPr>
@@ -109,7 +106,18 @@
           <w:i w:val="0"/>
           <w:sz w:val="24"/>
         </w:rPr>
-        <w:t>本项目是一款基于 Unity 3D 引擎开发的坦克对战模拟游戏，使用了 Kawaii Tanks 坦克模型资源包，结合 3ds Max 建模的坦克模型（SD Firefly 萤火虫式与 SD Tiger-I 虎式坦克），构建了一个具备完整物理模拟、音效反馈、视觉特效与跨平台操控的交互式坦克战斗系统。项目同时集成了 UOS（Unity Online Service）启动器加密模块，为游戏资源提供 AES 加密保护。</w:t>
+        <w:t>本项目是一款基于 Unity 3D 引擎开发的坦克对战模拟游戏，使用了 Kawaii Tanks 坦克模型资源包，结合 3ds Max 建模</w:t>
+      </w:r>
+      <w:bookmarkStart w:id="0" w:name="_GoBack"/>
+      <w:bookmarkEnd w:id="0"/>
+      <w:r>
+        <w:rPr>
+          <w:rFonts w:ascii="宋体" w:hAnsi="宋体" w:eastAsia="宋体"/>
+          <w:b w:val="0"/>
+          <w:i w:val="0"/>
+          <w:sz w:val="24"/>
+        </w:rPr>
+        <w:t>模型，构建了一个具备完整物理模拟、音效反馈、视觉特效与跨平台操控的交互式坦克战斗系统。项目同时集成了 UOS（Unity Online Service）启动器加密模块，为游戏资源提供 AES 加密保护。</w:t>
       </w:r>
     </w:p>
     <w:p>
@@ -4948,10 +4956,10 @@
     <w:lsdException w:qFormat="1" w:unhideWhenUsed="0" w:uiPriority="63" w:semiHidden="0" w:name="Medium Shading 1"/>
     <w:lsdException w:unhideWhenUsed="0" w:uiPriority="64" w:semiHidden="0" w:name="Medium Shading 2"/>
     <w:lsdException w:unhideWhenUsed="0" w:uiPriority="65" w:semiHidden="0" w:name="Medium List 1"/>
-    <w:lsdException w:unhideWhenUsed="0" w:uiPriority="66" w:semiHidden="0" w:name="Medium List 2"/>
+    <w:lsdException w:qFormat="1" w:unhideWhenUsed="0" w:uiPriority="66" w:semiHidden="0" w:name="Medium List 2"/>
     <w:lsdException w:qFormat="1" w:unhideWhenUsed="0" w:uiPriority="67" w:semiHidden="0" w:name="Medium Grid 1"/>
-    <w:lsdException w:unhideWhenUsed="0" w:uiPriority="68" w:semiHidden="0" w:name="Medium Grid 2"/>
-    <w:lsdException w:unhideWhenUsed="0" w:uiPriority="69" w:semiHidden="0" w:name="Medium Grid 3"/>
+    <w:lsdException w:qFormat="1" w:unhideWhenUsed="0" w:uiPriority="68" w:semiHidden="0" w:name="Medium Grid 2"/>
+    <w:lsdException w:qFormat="1" w:unhideWhenUsed="0" w:uiPriority="69" w:semiHidden="0" w:name="Medium Grid 3"/>
     <w:lsdException w:unhideWhenUsed="0" w:uiPriority="70" w:semiHidden="0" w:name="Dark List"/>
     <w:lsdException w:unhideWhenUsed="0" w:uiPriority="71" w:semiHidden="0" w:name="Colorful Shading"/>
     <w:lsdException w:unhideWhenUsed="0" w:uiPriority="72" w:semiHidden="0" w:name="Colorful List"/>
@@ -4978,9 +4986,9 @@
     <w:lsdException w:unhideWhenUsed="0" w:uiPriority="62" w:semiHidden="0" w:name="Light Grid Accent 2"/>
     <w:lsdException w:unhideWhenUsed="0" w:uiPriority="63" w:semiHidden="0" w:name="Medium Shading 1 Accent 2"/>
     <w:lsdException w:unhideWhenUsed="0" w:uiPriority="64" w:semiHidden="0" w:name="Medium Shading 2 Accent 2"/>
-    <w:lsdException w:unhideWhenUsed="0" w:uiPriority="65" w:semiHidden="0" w:name="Medium List 1 Accent 2"/>
+    <w:lsdException w:qFormat="1" w:unhideWhenUsed="0" w:uiPriority="65" w:semiHidden="0" w:name="Medium List 1 Accent 2"/>
     <w:lsdException w:unhideWhenUsed="0" w:uiPriority="66" w:semiHidden="0" w:name="Medium List 2 Accent 2"/>
-    <w:lsdException w:unhideWhenUsed="0" w:uiPriority="67" w:semiHidden="0" w:name="Medium Grid 1 Accent 2"/>
+    <w:lsdException w:qFormat="1" w:unhideWhenUsed="0" w:uiPriority="67" w:semiHidden="0" w:name="Medium Grid 1 Accent 2"/>
     <w:lsdException w:unhideWhenUsed="0" w:uiPriority="68" w:semiHidden="0" w:name="Medium Grid 2 Accent 2"/>
     <w:lsdException w:unhideWhenUsed="0" w:uiPriority="69" w:semiHidden="0" w:name="Medium Grid 3 Accent 2"/>
     <w:lsdException w:qFormat="1" w:unhideWhenUsed="0" w:uiPriority="70" w:semiHidden="0" w:name="Dark List Accent 2"/>
@@ -4992,10 +5000,10 @@
     <w:lsdException w:qFormat="1" w:unhideWhenUsed="0" w:uiPriority="62" w:semiHidden="0" w:name="Light Grid Accent 3"/>
     <w:lsdException w:unhideWhenUsed="0" w:uiPriority="63" w:semiHidden="0" w:name="Medium Shading 1 Accent 3"/>
     <w:lsdException w:qFormat="1" w:unhideWhenUsed="0" w:uiPriority="64" w:semiHidden="0" w:name="Medium Shading 2 Accent 3"/>
-    <w:lsdException w:unhideWhenUsed="0" w:uiPriority="65" w:semiHidden="0" w:name="Medium List 1 Accent 3"/>
+    <w:lsdException w:qFormat="1" w:unhideWhenUsed="0" w:uiPriority="65" w:semiHidden="0" w:name="Medium List 1 Accent 3"/>
     <w:lsdException w:unhideWhenUsed="0" w:uiPriority="66" w:semiHidden="0" w:name="Medium List 2 Accent 3"/>
     <w:lsdException w:unhideWhenUsed="0" w:uiPriority="67" w:semiHidden="0" w:name="Medium Grid 1 Accent 3"/>
-    <w:lsdException w:unhideWhenUsed="0" w:uiPriority="68" w:semiHidden="0" w:name="Medium Grid 2 Accent 3"/>
+    <w:lsdException w:qFormat="1" w:unhideWhenUsed="0" w:uiPriority="68" w:semiHidden="0" w:name="Medium Grid 2 Accent 3"/>
     <w:lsdException w:unhideWhenUsed="0" w:uiPriority="69" w:semiHidden="0" w:name="Medium Grid 3 Accent 3"/>
     <w:lsdException w:unhideWhenUsed="0" w:uiPriority="70" w:semiHidden="0" w:name="Dark List Accent 3"/>
     <w:lsdException w:unhideWhenUsed="0" w:uiPriority="71" w:semiHidden="0" w:name="Colorful Shading Accent 3"/>
@@ -5007,7 +5015,7 @@
     <w:lsdException w:unhideWhenUsed="0" w:uiPriority="63" w:semiHidden="0" w:name="Medium Shading 1 Accent 4"/>
     <w:lsdException w:unhideWhenUsed="0" w:uiPriority="64" w:semiHidden="0" w:name="Medium Shading 2 Accent 4"/>
     <w:lsdException w:unhideWhenUsed="0" w:uiPriority="65" w:semiHidden="0" w:name="Medium List 1 Accent 4"/>
-    <w:lsdException w:unhideWhenUsed="0" w:uiPriority="66" w:semiHidden="0" w:name="Medium List 2 Accent 4"/>
+    <w:lsdException w:qFormat="1" w:unhideWhenUsed="0" w:uiPriority="66" w:semiHidden="0" w:name="Medium List 2 Accent 4"/>
     <w:lsdException w:unhideWhenUsed="0" w:uiPriority="67" w:semiHidden="0" w:name="Medium Grid 1 Accent 4"/>
     <w:lsdException w:unhideWhenUsed="0" w:uiPriority="68" w:semiHidden="0" w:name="Medium Grid 2 Accent 4"/>
     <w:lsdException w:unhideWhenUsed="0" w:uiPriority="69" w:semiHidden="0" w:name="Medium Grid 3 Accent 4"/>
@@ -5021,7 +5029,7 @@
     <w:lsdException w:unhideWhenUsed="0" w:uiPriority="63" w:semiHidden="0" w:name="Medium Shading 1 Accent 5"/>
     <w:lsdException w:unhideWhenUsed="0" w:uiPriority="64" w:semiHidden="0" w:name="Medium Shading 2 Accent 5"/>
     <w:lsdException w:unhideWhenUsed="0" w:uiPriority="65" w:semiHidden="0" w:name="Medium List 1 Accent 5"/>
-    <w:lsdException w:unhideWhenUsed="0" w:uiPriority="66" w:semiHidden="0" w:name="Medium List 2 Accent 5"/>
+    <w:lsdException w:qFormat="1" w:unhideWhenUsed="0" w:uiPriority="66" w:semiHidden="0" w:name="Medium List 2 Accent 5"/>
     <w:lsdException w:unhideWhenUsed="0" w:uiPriority="67" w:semiHidden="0" w:name="Medium Grid 1 Accent 5"/>
     <w:lsdException w:unhideWhenUsed="0" w:uiPriority="68" w:semiHidden="0" w:name="Medium Grid 2 Accent 5"/>
     <w:lsdException w:unhideWhenUsed="0" w:uiPriority="69" w:semiHidden="0" w:name="Medium Grid 3 Accent 5"/>
@@ -5034,7 +5042,7 @@
     <w:lsdException w:unhideWhenUsed="0" w:uiPriority="62" w:semiHidden="0" w:name="Light Grid Accent 6"/>
     <w:lsdException w:unhideWhenUsed="0" w:uiPriority="63" w:semiHidden="0" w:name="Medium Shading 1 Accent 6"/>
     <w:lsdException w:unhideWhenUsed="0" w:uiPriority="64" w:semiHidden="0" w:name="Medium Shading 2 Accent 6"/>
-    <w:lsdException w:unhideWhenUsed="0" w:uiPriority="65" w:semiHidden="0" w:name="Medium List 1 Accent 6"/>
+    <w:lsdException w:qFormat="1" w:unhideWhenUsed="0" w:uiPriority="65" w:semiHidden="0" w:name="Medium List 1 Accent 6"/>
     <w:lsdException w:unhideWhenUsed="0" w:uiPriority="66" w:semiHidden="0" w:name="Medium List 2 Accent 6"/>
     <w:lsdException w:unhideWhenUsed="0" w:uiPriority="67" w:semiHidden="0" w:name="Medium Grid 1 Accent 6"/>
     <w:lsdException w:unhideWhenUsed="0" w:uiPriority="68" w:semiHidden="0" w:name="Medium Grid 2 Accent 6"/>
@@ -9957,6 +9965,7 @@
   <w:style w:type="table" w:styleId="71">
     <w:name w:val="Medium List 1 Accent 2"/>
     <w:basedOn w:val="32"/>
+    <w:qFormat/>
     <w:uiPriority w:val="65"/>
     <w:pPr>
       <w:spacing w:after="0" w:line="240" w:lineRule="auto"/>
@@ -10047,6 +10056,7 @@
   <w:style w:type="table" w:styleId="72">
     <w:name w:val="Medium List 1 Accent 3"/>
     <w:basedOn w:val="32"/>
+    <w:qFormat/>
     <w:uiPriority w:val="65"/>
     <w:pPr>
       <w:spacing w:after="0" w:line="240" w:lineRule="auto"/>
@@ -10317,6 +10327,7 @@
   <w:style w:type="table" w:styleId="75">
     <w:name w:val="Medium List 1 Accent 6"/>
     <w:basedOn w:val="32"/>
+    <w:qFormat/>
     <w:uiPriority w:val="65"/>
     <w:pPr>
       <w:spacing w:after="0" w:line="240" w:lineRule="auto"/>
@@ -10407,6 +10418,7 @@
   <w:style w:type="table" w:styleId="76">
     <w:name w:val="Medium List 2"/>
     <w:basedOn w:val="32"/>
+    <w:qFormat/>
     <w:uiPriority w:val="66"/>
     <w:pPr>
       <w:spacing w:after="0" w:line="240" w:lineRule="auto"/>
@@ -10923,6 +10935,7 @@
   <w:style w:type="table" w:styleId="80">
     <w:name w:val="Medium List 2 Accent 4"/>
     <w:basedOn w:val="32"/>
+    <w:qFormat/>
     <w:uiPriority w:val="66"/>
     <w:pPr>
       <w:spacing w:after="0" w:line="240" w:lineRule="auto"/>
@@ -11052,6 +11065,7 @@
   <w:style w:type="table" w:styleId="81">
     <w:name w:val="Medium List 2 Accent 5"/>
     <w:basedOn w:val="32"/>
+    <w:qFormat/>
     <w:uiPriority w:val="66"/>
     <w:pPr>
       <w:spacing w:after="0" w:line="240" w:lineRule="auto"/>
@@ -11449,6 +11463,7 @@
   <w:style w:type="table" w:styleId="85">
     <w:name w:val="Medium Grid 1 Accent 2"/>
     <w:basedOn w:val="32"/>
+    <w:qFormat/>
     <w:uiPriority w:val="67"/>
     <w:pPr>
       <w:spacing w:after="0" w:line="240" w:lineRule="auto"/>
@@ -11794,6 +11809,7 @@
   <w:style w:type="table" w:styleId="90">
     <w:name w:val="Medium Grid 2"/>
     <w:basedOn w:val="32"/>
+    <w:qFormat/>
     <w:uiPriority w:val="68"/>
     <w:pPr>
       <w:spacing w:after="0" w:line="240" w:lineRule="auto"/>
@@ -12232,6 +12248,7 @@
   <w:style w:type="table" w:styleId="93">
     <w:name w:val="Medium Grid 2 Accent 3"/>
     <w:basedOn w:val="32"/>
+    <w:qFormat/>
     <w:uiPriority w:val="68"/>
     <w:pPr>
       <w:spacing w:after="0" w:line="240" w:lineRule="auto"/>
@@ -12816,6 +12833,7 @@
   <w:style w:type="table" w:styleId="97">
     <w:name w:val="Medium Grid 3"/>
     <w:basedOn w:val="32"/>
+    <w:qFormat/>
     <w:uiPriority w:val="69"/>
     <w:pPr>
       <w:spacing w:after="0" w:line="240" w:lineRule="auto"/>
